--- a/chapters/benchbook.docx
+++ b/chapters/benchbook.docx
@@ -15,7 +15,7 @@
         <w:pStyle w:val="Date"/>
       </w:pPr>
       <w:r>
-        <w:t xml:space="preserve">Last modified: 2026-09-10 20:52:53 (PDT)</w:t>
+        <w:t xml:space="preserve">Last modified: 2026-09-13 00:11:34 (PDT)</w:t>
       </w:r>
     </w:p>
     <w:p>

--- a/chapters/benchbook.docx
+++ b/chapters/benchbook.docx
@@ -15,7 +15,7 @@
         <w:pStyle w:val="Date"/>
       </w:pPr>
       <w:r>
-        <w:t xml:space="preserve">Last modified: 2026-09-13 00:11:34 (PDT)</w:t>
+        <w:t xml:space="preserve">Last modified: 2026-09-24 10:39:15 (PDT)</w:t>
       </w:r>
     </w:p>
     <w:p>

--- a/chapters/benchbook.docx
+++ b/chapters/benchbook.docx
@@ -15,7 +15,7 @@
         <w:pStyle w:val="Date"/>
       </w:pPr>
       <w:r>
-        <w:t xml:space="preserve">Last modified: 2026-09-24 10:39:15 (PDT)</w:t>
+        <w:t xml:space="preserve">Last modified: 2026-09-24 21:53:57 (PDT)</w:t>
       </w:r>
     </w:p>
     <w:p>

--- a/chapters/benchbook.docx
+++ b/chapters/benchbook.docx
@@ -15,7 +15,7 @@
         <w:pStyle w:val="Date"/>
       </w:pPr>
       <w:r>
-        <w:t xml:space="preserve">Last modified: 2026-09-24 21:53:57 (PDT)</w:t>
+        <w:t xml:space="preserve">Last modified: 2026-09-24 22:03:48 (PDT)</w:t>
       </w:r>
     </w:p>
     <w:p>

--- a/chapters/benchbook.docx
+++ b/chapters/benchbook.docx
@@ -15,7 +15,7 @@
         <w:pStyle w:val="Date"/>
       </w:pPr>
       <w:r>
-        <w:t xml:space="preserve">Last modified: 2026-09-24 22:03:48 (PDT)</w:t>
+        <w:t xml:space="preserve">Last modified: 2026-09-26 19:26:49 (PDT)</w:t>
       </w:r>
     </w:p>
     <w:p>

--- a/chapters/benchbook.docx
+++ b/chapters/benchbook.docx
@@ -15,7 +15,7 @@
         <w:pStyle w:val="Date"/>
       </w:pPr>
       <w:r>
-        <w:t xml:space="preserve">Last modified: 2026-09-26 19:26:49 (PDT)</w:t>
+        <w:t xml:space="preserve">Last modified: 2026-09-27 01:26:56 (PDT)</w:t>
       </w:r>
     </w:p>
     <w:p>

--- a/chapters/benchbook.docx
+++ b/chapters/benchbook.docx
@@ -15,7 +15,7 @@
         <w:pStyle w:val="Date"/>
       </w:pPr>
       <w:r>
-        <w:t xml:space="preserve">Last modified: 2026-09-27 01:26:56 (PDT)</w:t>
+        <w:t xml:space="preserve">Last modified: 2026-09-28 17:25:58 (PDT)</w:t>
       </w:r>
     </w:p>
     <w:p>

--- a/chapters/benchbook.docx
+++ b/chapters/benchbook.docx
@@ -15,7 +15,7 @@
         <w:pStyle w:val="Date"/>
       </w:pPr>
       <w:r>
-        <w:t xml:space="preserve">Last modified: 2026-09-28 17:25:58 (PDT)</w:t>
+        <w:t xml:space="preserve">Last modified: 2026-09-28 20:17:34 (PDT)</w:t>
       </w:r>
     </w:p>
     <w:p>

--- a/chapters/benchbook.docx
+++ b/chapters/benchbook.docx
@@ -15,7 +15,7 @@
         <w:pStyle w:val="Date"/>
       </w:pPr>
       <w:r>
-        <w:t xml:space="preserve">Last modified: 2026-09-28 20:17:34 (PDT)</w:t>
+        <w:t xml:space="preserve">Last modified: 2026-09-28 22:16:49 (PDT)</w:t>
       </w:r>
     </w:p>
     <w:p>

--- a/chapters/benchbook.docx
+++ b/chapters/benchbook.docx
@@ -15,7 +15,7 @@
         <w:pStyle w:val="Date"/>
       </w:pPr>
       <w:r>
-        <w:t xml:space="preserve">Last modified: 2026-09-28 22:16:49 (PDT)</w:t>
+        <w:t xml:space="preserve">Last modified: 2026-09-28 22:56:40 (PDT)</w:t>
       </w:r>
     </w:p>
     <w:p>

--- a/chapters/benchbook.docx
+++ b/chapters/benchbook.docx
@@ -15,7 +15,7 @@
         <w:pStyle w:val="Date"/>
       </w:pPr>
       <w:r>
-        <w:t xml:space="preserve">Last modified: 2026-09-28 22:56:40 (PDT)</w:t>
+        <w:t xml:space="preserve">Last modified: 2026-09-28 23:45:28 (PDT)</w:t>
       </w:r>
     </w:p>
     <w:p>

--- a/chapters/benchbook.docx
+++ b/chapters/benchbook.docx
@@ -15,7 +15,7 @@
         <w:pStyle w:val="Date"/>
       </w:pPr>
       <w:r>
-        <w:t xml:space="preserve">Last modified: 2026-09-28 23:45:28 (PDT)</w:t>
+        <w:t xml:space="preserve">Last modified: 2026-10-03 11:30:33 (PDT)</w:t>
       </w:r>
     </w:p>
     <w:p>

--- a/chapters/benchbook.docx
+++ b/chapters/benchbook.docx
@@ -15,7 +15,7 @@
         <w:pStyle w:val="Date"/>
       </w:pPr>
       <w:r>
-        <w:t xml:space="preserve">Last modified: 2026-10-03 11:30:33 (PDT)</w:t>
+        <w:t xml:space="preserve">Last modified: 2026-10-03 15:28:00 (PDT)</w:t>
       </w:r>
     </w:p>
     <w:p>

--- a/chapters/benchbook.docx
+++ b/chapters/benchbook.docx
@@ -15,7 +15,7 @@
         <w:pStyle w:val="Date"/>
       </w:pPr>
       <w:r>
-        <w:t xml:space="preserve">Last modified: 2026-10-03 15:28:00 (PDT)</w:t>
+        <w:t xml:space="preserve">Last modified: 2026-10-05 03:10:24 (PDT)</w:t>
       </w:r>
     </w:p>
     <w:p>

--- a/chapters/benchbook.docx
+++ b/chapters/benchbook.docx
@@ -15,7 +15,7 @@
         <w:pStyle w:val="Date"/>
       </w:pPr>
       <w:r>
-        <w:t xml:space="preserve">Last modified: 2026-10-05 03:10:24 (PDT)</w:t>
+        <w:t xml:space="preserve">Last modified: 2026-10-05 16:02:17 (PDT)</w:t>
       </w:r>
     </w:p>
     <w:p>

--- a/chapters/benchbook.docx
+++ b/chapters/benchbook.docx
@@ -15,7 +15,7 @@
         <w:pStyle w:val="Date"/>
       </w:pPr>
       <w:r>
-        <w:t xml:space="preserve">Last modified: 2026-10-05 16:02:17 (PDT)</w:t>
+        <w:t xml:space="preserve">Last modified: 2026-10-06 01:42:34 (PDT)</w:t>
       </w:r>
     </w:p>
     <w:p>

--- a/chapters/benchbook.docx
+++ b/chapters/benchbook.docx
@@ -15,7 +15,7 @@
         <w:pStyle w:val="Date"/>
       </w:pPr>
       <w:r>
-        <w:t xml:space="preserve">Last modified: 2026-10-06 01:42:34 (PDT)</w:t>
+        <w:t xml:space="preserve">Last modified: 2026-10-08 18:32:17 (PDT)</w:t>
       </w:r>
     </w:p>
     <w:p>

--- a/chapters/benchbook.docx
+++ b/chapters/benchbook.docx
@@ -15,7 +15,7 @@
         <w:pStyle w:val="Date"/>
       </w:pPr>
       <w:r>
-        <w:t xml:space="preserve">Last modified: 2026-10-08 18:32:17 (PDT)</w:t>
+        <w:t xml:space="preserve">Last modified: 2026-10-11 00:50:44 (PDT)</w:t>
       </w:r>
     </w:p>
     <w:p>

--- a/chapters/benchbook.docx
+++ b/chapters/benchbook.docx
@@ -15,7 +15,7 @@
         <w:pStyle w:val="Date"/>
       </w:pPr>
       <w:r>
-        <w:t xml:space="preserve">Last modified: 2026-10-11 00:50:44 (PDT)</w:t>
+        <w:t xml:space="preserve">Last modified: 2026-10-12 00:37:16 (PDT)</w:t>
       </w:r>
     </w:p>
     <w:p>

--- a/chapters/benchbook.docx
+++ b/chapters/benchbook.docx
@@ -15,7 +15,7 @@
         <w:pStyle w:val="Date"/>
       </w:pPr>
       <w:r>
-        <w:t xml:space="preserve">Last modified: 2026-10-12 00:37:16 (PDT)</w:t>
+        <w:t xml:space="preserve">Last modified: 2026-10-12 02:13:50 (PDT)</w:t>
       </w:r>
     </w:p>
     <w:p>

--- a/chapters/benchbook.docx
+++ b/chapters/benchbook.docx
@@ -15,7 +15,7 @@
         <w:pStyle w:val="Date"/>
       </w:pPr>
       <w:r>
-        <w:t xml:space="preserve">Last modified: 2026-10-12 02:13:50 (PDT)</w:t>
+        <w:t xml:space="preserve">Last modified: 2026-10-20 20:58:10 (PDT)</w:t>
       </w:r>
     </w:p>
     <w:p>

--- a/chapters/benchbook.docx
+++ b/chapters/benchbook.docx
@@ -15,7 +15,7 @@
         <w:pStyle w:val="Date"/>
       </w:pPr>
       <w:r>
-        <w:t xml:space="preserve">Last modified: 2026-10-20 20:58:10 (PDT)</w:t>
+        <w:t xml:space="preserve">Last modified: 2026-10-26 23:12:31 (PDT)</w:t>
       </w:r>
     </w:p>
     <w:p>
